--- a/総合検索APP_利用者マニュアル.docx
+++ b/総合検索APP_利用者マニュアル.docx
@@ -165,6 +165,14 @@
           <w:rFonts w:ascii="Yu Gothic" w:cs="Yu Gothic" w:eastAsia="Yu Gothic" w:hAnsi="Yu Gothic"/>
         </w:rPr>
         <w:t xml:space="preserve">会社で配布されている総合検索APPのURLをブラウザで開きます(タブレット・スマートフォン・PCどれでも可)。</w:t>
+      </w:r>
+    </w:p>
+    <w:p>
+      <w:pPr>
+        <w:pStyle w:val="ListParagraph"/>
+      </w:pPr>
+      <w:r>
+        <w:t>初回アクセス時は、会社の Microsoft アカウント(Entra ID)でサインインします(Googleアカウントは使いません)。</w:t>
       </w:r>
     </w:p>
     <w:p>
@@ -1031,10 +1039,7 @@
         <w:spacing w:after="40"/>
       </w:pPr>
       <w:r>
-        <w:rPr>
-          <w:rFonts w:ascii="Yu Gothic" w:cs="Yu Gothic" w:eastAsia="Yu Gothic" w:hAnsi="Yu Gothic"/>
-        </w:rPr>
-        <w:t xml:space="preserve">カテゴリ / 棚番 / 型式・品名 / 用途・仕様 / メーカー / 仕入先 / 数量 / 単価</w:t>
+        <w:t>カテゴリ / 棚番 / 型式・品名 / 用途・仕様 / メーカー / 仕入先 / 数量 / 見積単価</w:t>
       </w:r>
     </w:p>
     <w:p>
@@ -1072,10 +1077,7 @@
         <w:spacing w:after="40"/>
       </w:pPr>
       <w:r>
-        <w:rPr>
-          <w:rFonts w:ascii="Yu Gothic" w:cs="Yu Gothic" w:eastAsia="Yu Gothic" w:hAnsi="Yu Gothic"/>
-        </w:rPr>
-        <w:t xml:space="preserve">スマートフォンでは、表(部品在庫など)が画面幅で切れることがあります。表を横にスクロールすると数量・単価まで見られます。</w:t>
+        <w:t>スマートフォンでは、表(部品在庫など)が画面幅で切れることがあります。表を横にスクロールすると数量・見積単価まで見られます。</w:t>
       </w:r>
     </w:p>
     <w:p>
